--- a/Docs/OpusIMCleanOBD_061125.docx
+++ b/Docs/OpusIMCleanOBD_061125.docx
@@ -326,6 +326,10 @@
     <w:p>
       <w:pPr>
         <w:jc w:val="both"/>
+        <w:rPr>
+          <w:sz w:val="24"/>
+          <w:szCs w:val="24"/>
+        </w:rPr>
       </w:pPr>
       <w:r>
         <w:t>El “</w:t>
@@ -358,7 +362,21 @@
           <w:sz w:val="24"/>
           <w:szCs w:val="24"/>
         </w:rPr>
-        <w:t xml:space="preserve"> que prescinde de puertos COM o seriales, con lo cual se evita que los datos captados del ECU del vehículo queden expuestos a la intervención de una entidad ajena al proceso. Adicionalmente los registros son firmados con un </w:t>
+        <w:t xml:space="preserve"> que prescinde de puertos COM o seriales, con lo cual se evita que los datos captados del ECU del vehículo queden expuestos a la intervención de una entidad ajena al proceso. Adicionalmente los registros </w:t>
+      </w:r>
+      <w:r>
+        <w:rPr>
+          <w:sz w:val="24"/>
+          <w:szCs w:val="24"/>
+        </w:rPr>
+        <w:t xml:space="preserve">emitidos </w:t>
+      </w:r>
+      <w:r>
+        <w:rPr>
+          <w:sz w:val="24"/>
+          <w:szCs w:val="24"/>
+        </w:rPr>
+        <w:t xml:space="preserve">son firmados con un </w:t>
       </w:r>
       <w:proofErr w:type="spellStart"/>
       <w:r>
@@ -385,6 +403,473 @@
           <w:szCs w:val="24"/>
         </w:rPr>
       </w:pPr>
+      <w:r>
+        <w:t>“</w:t>
+      </w:r>
+      <w:r>
+        <w:rPr>
+          <w:sz w:val="24"/>
+          <w:szCs w:val="24"/>
+        </w:rPr>
+        <w:t>OpusIMCleanOBDdrv.dll”</w:t>
+      </w:r>
+      <w:r>
+        <w:rPr>
+          <w:sz w:val="24"/>
+          <w:szCs w:val="24"/>
+        </w:rPr>
+        <w:t>, “</w:t>
+      </w:r>
+      <w:r>
+        <w:rPr>
+          <w:sz w:val="24"/>
+          <w:szCs w:val="24"/>
+        </w:rPr>
+        <w:t>IIMCleanDriver.dll</w:t>
+      </w:r>
+      <w:r>
+        <w:rPr>
+          <w:sz w:val="24"/>
+          <w:szCs w:val="24"/>
+        </w:rPr>
+        <w:t>”</w:t>
+      </w:r>
+      <w:r>
+        <w:rPr>
+          <w:sz w:val="24"/>
+          <w:szCs w:val="24"/>
+        </w:rPr>
+        <w:t xml:space="preserve"> y “</w:t>
+      </w:r>
+      <w:r>
+        <w:rPr>
+          <w:sz w:val="24"/>
+          <w:szCs w:val="24"/>
+        </w:rPr>
+        <w:t>IMCleanDriver.dll</w:t>
+      </w:r>
+      <w:r>
+        <w:rPr>
+          <w:sz w:val="24"/>
+          <w:szCs w:val="24"/>
+        </w:rPr>
+        <w:t>”</w:t>
+      </w:r>
+      <w:r>
+        <w:rPr>
+          <w:sz w:val="24"/>
+          <w:szCs w:val="24"/>
+        </w:rPr>
+        <w:t xml:space="preserve"> ha</w:t>
+      </w:r>
+      <w:r>
+        <w:rPr>
+          <w:sz w:val="24"/>
+          <w:szCs w:val="24"/>
+        </w:rPr>
+        <w:t>n</w:t>
+      </w:r>
+      <w:r>
+        <w:rPr>
+          <w:sz w:val="24"/>
+          <w:szCs w:val="24"/>
+        </w:rPr>
+        <w:t xml:space="preserve"> sido compilado</w:t>
+      </w:r>
+      <w:r>
+        <w:rPr>
+          <w:sz w:val="24"/>
+          <w:szCs w:val="24"/>
+        </w:rPr>
+        <w:t>s</w:t>
+      </w:r>
+      <w:r>
+        <w:rPr>
+          <w:sz w:val="24"/>
+          <w:szCs w:val="24"/>
+        </w:rPr>
+        <w:t xml:space="preserve"> con un ofuscador </w:t>
+      </w:r>
+      <w:r>
+        <w:rPr>
+          <w:sz w:val="24"/>
+          <w:szCs w:val="24"/>
+        </w:rPr>
+        <w:t>de amplia gama para prevenir intentos de ingeniería inversa, que cubre los siguientes rubros:</w:t>
+      </w:r>
+    </w:p>
+    <w:tbl>
+      <w:tblPr>
+        <w:tblStyle w:val="Tablaconcuadrcula"/>
+        <w:tblW w:w="0" w:type="auto"/>
+        <w:tblBorders>
+          <w:top w:val="none" w:sz="0" w:space="0" w:color="auto"/>
+          <w:left w:val="none" w:sz="0" w:space="0" w:color="auto"/>
+          <w:bottom w:val="none" w:sz="0" w:space="0" w:color="auto"/>
+          <w:right w:val="none" w:sz="0" w:space="0" w:color="auto"/>
+          <w:insideH w:val="none" w:sz="0" w:space="0" w:color="auto"/>
+          <w:insideV w:val="none" w:sz="0" w:space="0" w:color="auto"/>
+        </w:tblBorders>
+        <w:tblLook w:val="04A0" w:firstRow="1" w:lastRow="0" w:firstColumn="1" w:lastColumn="0" w:noHBand="0" w:noVBand="1"/>
+      </w:tblPr>
+      <w:tblGrid>
+        <w:gridCol w:w="4772"/>
+        <w:gridCol w:w="4772"/>
+      </w:tblGrid>
+      <w:tr>
+        <w:tc>
+          <w:tcPr>
+            <w:tcW w:w="4772" w:type="dxa"/>
+          </w:tcPr>
+          <w:p>
+            <w:pPr>
+              <w:pStyle w:val="Prrafodelista"/>
+              <w:numPr>
+                <w:ilvl w:val="0"/>
+                <w:numId w:val="39"/>
+              </w:numPr>
+              <w:spacing w:after="0" w:line="240" w:lineRule="auto"/>
+              <w:jc w:val="both"/>
+              <w:rPr>
+                <w:sz w:val="24"/>
+                <w:lang w:val="en-US" w:eastAsia="es-MX"/>
+              </w:rPr>
+            </w:pPr>
+            <w:r>
+              <w:rPr>
+                <w:sz w:val="24"/>
+                <w:lang w:val="en-US" w:eastAsia="es-MX"/>
+              </w:rPr>
+              <w:t>Symbol renaming</w:t>
+            </w:r>
+          </w:p>
+          <w:p>
+            <w:pPr>
+              <w:pStyle w:val="Prrafodelista"/>
+              <w:numPr>
+                <w:ilvl w:val="0"/>
+                <w:numId w:val="39"/>
+              </w:numPr>
+              <w:spacing w:after="0" w:line="240" w:lineRule="auto"/>
+              <w:jc w:val="both"/>
+              <w:rPr>
+                <w:sz w:val="24"/>
+                <w:lang w:val="en-US" w:eastAsia="es-MX"/>
+              </w:rPr>
+            </w:pPr>
+            <w:r>
+              <w:rPr>
+                <w:sz w:val="24"/>
+                <w:lang w:val="en-US" w:eastAsia="es-MX"/>
+              </w:rPr>
+              <w:t>WPF/BAML renaming</w:t>
+            </w:r>
+          </w:p>
+          <w:p>
+            <w:pPr>
+              <w:pStyle w:val="Prrafodelista"/>
+              <w:numPr>
+                <w:ilvl w:val="0"/>
+                <w:numId w:val="39"/>
+              </w:numPr>
+              <w:spacing w:after="0" w:line="240" w:lineRule="auto"/>
+              <w:jc w:val="both"/>
+              <w:rPr>
+                <w:sz w:val="24"/>
+                <w:lang w:val="en-US" w:eastAsia="es-MX"/>
+              </w:rPr>
+            </w:pPr>
+            <w:r>
+              <w:rPr>
+                <w:sz w:val="24"/>
+                <w:lang w:val="en-US" w:eastAsia="es-MX"/>
+              </w:rPr>
+              <w:t>Control flow obfuscation</w:t>
+            </w:r>
+          </w:p>
+          <w:p>
+            <w:pPr>
+              <w:pStyle w:val="Prrafodelista"/>
+              <w:numPr>
+                <w:ilvl w:val="0"/>
+                <w:numId w:val="39"/>
+              </w:numPr>
+              <w:spacing w:after="0" w:line="240" w:lineRule="auto"/>
+              <w:jc w:val="both"/>
+              <w:rPr>
+                <w:sz w:val="24"/>
+                <w:lang w:val="en-US" w:eastAsia="es-MX"/>
+              </w:rPr>
+            </w:pPr>
+            <w:r>
+              <w:rPr>
+                <w:sz w:val="24"/>
+                <w:lang w:val="en-US" w:eastAsia="es-MX"/>
+              </w:rPr>
+              <w:t>Method reference hiding</w:t>
+            </w:r>
+          </w:p>
+          <w:p>
+            <w:pPr>
+              <w:pStyle w:val="Prrafodelista"/>
+              <w:numPr>
+                <w:ilvl w:val="0"/>
+                <w:numId w:val="39"/>
+              </w:numPr>
+              <w:spacing w:after="0" w:line="240" w:lineRule="auto"/>
+              <w:jc w:val="both"/>
+              <w:rPr>
+                <w:sz w:val="24"/>
+                <w:lang w:val="en-US" w:eastAsia="es-MX"/>
+              </w:rPr>
+            </w:pPr>
+            <w:proofErr w:type="spellStart"/>
+            <w:r>
+              <w:rPr>
+                <w:sz w:val="24"/>
+                <w:lang w:val="en-US" w:eastAsia="es-MX"/>
+              </w:rPr>
+              <w:t>Anti debuggers</w:t>
+            </w:r>
+            <w:proofErr w:type="spellEnd"/>
+            <w:r>
+              <w:rPr>
+                <w:sz w:val="24"/>
+                <w:lang w:val="en-US" w:eastAsia="es-MX"/>
+              </w:rPr>
+              <w:t>/profilers</w:t>
+            </w:r>
+          </w:p>
+          <w:p>
+            <w:pPr>
+              <w:pStyle w:val="Prrafodelista"/>
+              <w:numPr>
+                <w:ilvl w:val="0"/>
+                <w:numId w:val="39"/>
+              </w:numPr>
+              <w:spacing w:after="0" w:line="240" w:lineRule="auto"/>
+              <w:jc w:val="both"/>
+              <w:rPr>
+                <w:lang w:val="en-US" w:eastAsia="es-MX"/>
+              </w:rPr>
+            </w:pPr>
+            <w:proofErr w:type="spellStart"/>
+            <w:r>
+              <w:rPr>
+                <w:sz w:val="24"/>
+                <w:lang w:val="en-US" w:eastAsia="es-MX"/>
+              </w:rPr>
+              <w:t>Anti memory</w:t>
+            </w:r>
+            <w:proofErr w:type="spellEnd"/>
+            <w:r>
+              <w:rPr>
+                <w:sz w:val="24"/>
+                <w:lang w:val="en-US" w:eastAsia="es-MX"/>
+              </w:rPr>
+              <w:t xml:space="preserve"> dumping</w:t>
+            </w:r>
+          </w:p>
+        </w:tc>
+        <w:tc>
+          <w:tcPr>
+            <w:tcW w:w="4772" w:type="dxa"/>
+          </w:tcPr>
+          <w:p>
+            <w:pPr>
+              <w:pStyle w:val="Prrafodelista"/>
+              <w:numPr>
+                <w:ilvl w:val="0"/>
+                <w:numId w:val="38"/>
+              </w:numPr>
+              <w:spacing w:after="0" w:line="240" w:lineRule="auto"/>
+              <w:jc w:val="both"/>
+              <w:rPr>
+                <w:sz w:val="24"/>
+                <w:lang w:val="en-US" w:eastAsia="es-MX"/>
+              </w:rPr>
+            </w:pPr>
+            <w:proofErr w:type="spellStart"/>
+            <w:r>
+              <w:rPr>
+                <w:sz w:val="24"/>
+                <w:lang w:val="en-US" w:eastAsia="es-MX"/>
+              </w:rPr>
+              <w:t>Anti tampering</w:t>
+            </w:r>
+            <w:proofErr w:type="spellEnd"/>
+            <w:r>
+              <w:rPr>
+                <w:sz w:val="24"/>
+                <w:lang w:val="en-US" w:eastAsia="es-MX"/>
+              </w:rPr>
+              <w:t xml:space="preserve"> (method encryption)</w:t>
+            </w:r>
+            <w:bookmarkStart w:id="0" w:name="_GoBack"/>
+            <w:bookmarkEnd w:id="0"/>
+          </w:p>
+          <w:p>
+            <w:pPr>
+              <w:pStyle w:val="Prrafodelista"/>
+              <w:numPr>
+                <w:ilvl w:val="0"/>
+                <w:numId w:val="38"/>
+              </w:numPr>
+              <w:spacing w:after="0" w:line="240" w:lineRule="auto"/>
+              <w:jc w:val="both"/>
+              <w:rPr>
+                <w:sz w:val="24"/>
+                <w:lang w:val="en-US" w:eastAsia="es-MX"/>
+              </w:rPr>
+            </w:pPr>
+            <w:r>
+              <w:rPr>
+                <w:sz w:val="24"/>
+                <w:lang w:val="en-US" w:eastAsia="es-MX"/>
+              </w:rPr>
+              <w:t>Embedding dependency</w:t>
+            </w:r>
+          </w:p>
+          <w:p>
+            <w:pPr>
+              <w:pStyle w:val="Prrafodelista"/>
+              <w:numPr>
+                <w:ilvl w:val="0"/>
+                <w:numId w:val="38"/>
+              </w:numPr>
+              <w:spacing w:after="0" w:line="240" w:lineRule="auto"/>
+              <w:jc w:val="both"/>
+              <w:rPr>
+                <w:sz w:val="24"/>
+                <w:lang w:val="en-US" w:eastAsia="es-MX"/>
+              </w:rPr>
+            </w:pPr>
+            <w:r>
+              <w:rPr>
+                <w:sz w:val="24"/>
+                <w:lang w:val="en-US" w:eastAsia="es-MX"/>
+              </w:rPr>
+              <w:t>Constant encryption</w:t>
+            </w:r>
+          </w:p>
+          <w:p>
+            <w:pPr>
+              <w:pStyle w:val="Prrafodelista"/>
+              <w:numPr>
+                <w:ilvl w:val="0"/>
+                <w:numId w:val="38"/>
+              </w:numPr>
+              <w:spacing w:after="0" w:line="240" w:lineRule="auto"/>
+              <w:jc w:val="both"/>
+              <w:rPr>
+                <w:sz w:val="24"/>
+                <w:lang w:val="en-US" w:eastAsia="es-MX"/>
+              </w:rPr>
+            </w:pPr>
+            <w:r>
+              <w:rPr>
+                <w:sz w:val="24"/>
+                <w:lang w:val="en-US" w:eastAsia="es-MX"/>
+              </w:rPr>
+              <w:t>Resource encryption</w:t>
+            </w:r>
+          </w:p>
+          <w:p>
+            <w:pPr>
+              <w:pStyle w:val="Prrafodelista"/>
+              <w:numPr>
+                <w:ilvl w:val="0"/>
+                <w:numId w:val="38"/>
+              </w:numPr>
+              <w:spacing w:after="0" w:line="240" w:lineRule="auto"/>
+              <w:jc w:val="both"/>
+              <w:rPr>
+                <w:sz w:val="24"/>
+                <w:lang w:eastAsia="es-MX"/>
+              </w:rPr>
+            </w:pPr>
+            <w:proofErr w:type="spellStart"/>
+            <w:r>
+              <w:rPr>
+                <w:sz w:val="24"/>
+                <w:lang w:eastAsia="es-MX"/>
+              </w:rPr>
+              <w:t>Compressing</w:t>
+            </w:r>
+            <w:proofErr w:type="spellEnd"/>
+            <w:r>
+              <w:rPr>
+                <w:sz w:val="24"/>
+                <w:lang w:eastAsia="es-MX"/>
+              </w:rPr>
+              <w:t xml:space="preserve"> output</w:t>
+            </w:r>
+          </w:p>
+          <w:p>
+            <w:pPr>
+              <w:pStyle w:val="Prrafodelista"/>
+              <w:numPr>
+                <w:ilvl w:val="0"/>
+                <w:numId w:val="38"/>
+              </w:numPr>
+              <w:spacing w:after="0" w:line="240" w:lineRule="auto"/>
+              <w:jc w:val="both"/>
+              <w:rPr>
+                <w:sz w:val="24"/>
+                <w:szCs w:val="24"/>
+                <w:lang w:val="en-US" w:eastAsia="es-MX"/>
+              </w:rPr>
+            </w:pPr>
+            <w:r>
+              <w:rPr>
+                <w:sz w:val="24"/>
+                <w:lang w:eastAsia="es-MX"/>
+              </w:rPr>
+              <w:t xml:space="preserve">Extensible </w:t>
+            </w:r>
+            <w:proofErr w:type="spellStart"/>
+            <w:r>
+              <w:rPr>
+                <w:sz w:val="24"/>
+                <w:lang w:eastAsia="es-MX"/>
+              </w:rPr>
+              <w:t>plugin</w:t>
+            </w:r>
+            <w:proofErr w:type="spellEnd"/>
+            <w:r>
+              <w:rPr>
+                <w:sz w:val="24"/>
+                <w:lang w:eastAsia="es-MX"/>
+              </w:rPr>
+              <w:t xml:space="preserve"> API</w:t>
+            </w:r>
+          </w:p>
+        </w:tc>
+      </w:tr>
+    </w:tbl>
+    <w:p>
+      <w:pPr>
+        <w:jc w:val="both"/>
+        <w:rPr>
+          <w:sz w:val="24"/>
+          <w:szCs w:val="24"/>
+          <w:lang w:val="en-US"/>
+        </w:rPr>
+      </w:pPr>
+    </w:p>
+    <w:p>
+      <w:pPr>
+        <w:jc w:val="both"/>
+      </w:pPr>
+    </w:p>
+    <w:p>
+      <w:pPr>
+        <w:jc w:val="both"/>
+        <w:rPr>
+          <w:sz w:val="24"/>
+          <w:szCs w:val="24"/>
+        </w:rPr>
+      </w:pPr>
     </w:p>
     <w:tbl>
       <w:tblPr>
@@ -771,7 +1256,6 @@
           <w:sz w:val="24"/>
           <w:szCs w:val="24"/>
         </w:rPr>
-        <w:lastRenderedPageBreak/>
         <w:t>Flujo de aplicación de</w:t>
       </w:r>
       <w:r>
@@ -801,6 +1285,11 @@
         <w:jc w:val="both"/>
       </w:pPr>
       <w:r>
+        <w:rPr>
+          <w:noProof/>
+          <w:lang w:eastAsia="es-MX"/>
+        </w:rPr>
+        <w:lastRenderedPageBreak/>
         <w:drawing>
           <wp:inline distT="0" distB="0" distL="0" distR="0" wp14:anchorId="4C57CBF2" wp14:editId="5F37E212">
             <wp:extent cx="5525271" cy="5725324"/>
@@ -837,8 +1326,6 @@
           </wp:inline>
         </w:drawing>
       </w:r>
-      <w:bookmarkStart w:id="0" w:name="_GoBack"/>
-      <w:bookmarkEnd w:id="0"/>
     </w:p>
     <w:p>
       <w:pPr>
@@ -1038,6 +1525,7 @@
                 <w:szCs w:val="24"/>
                 <w:lang w:eastAsia="es-MX"/>
               </w:rPr>
+              <w:lastRenderedPageBreak/>
               <w:t>Err</w:t>
             </w:r>
             <w:proofErr w:type="gramStart"/>
@@ -1915,41 +2403,34 @@
                 <w:sz w:val="24"/>
                 <w:szCs w:val="24"/>
               </w:rPr>
-              <w:t xml:space="preserve">un año a partir de la fecha de </w:t>
-            </w:r>
-            <w:r>
-              <w:rPr>
+              <w:t>un año a partir de la fecha de emisión, esto con la finalidad de controlar y asegurar siempre cuente con la versión del driver vigente más actualizada.</w:t>
+            </w:r>
+          </w:p>
+          <w:p>
+            <w:pPr>
+              <w:jc w:val="both"/>
+              <w:rPr>
+                <w:sz w:val="24"/>
+                <w:szCs w:val="24"/>
+              </w:rPr>
+            </w:pPr>
+          </w:p>
+          <w:p>
+            <w:pPr>
+              <w:jc w:val="both"/>
+              <w:rPr>
+                <w:b/>
+                <w:sz w:val="24"/>
+                <w:szCs w:val="24"/>
+              </w:rPr>
+            </w:pPr>
+            <w:r>
+              <w:rPr>
+                <w:b/>
                 <w:sz w:val="24"/>
                 <w:szCs w:val="24"/>
               </w:rPr>
               <w:lastRenderedPageBreak/>
-              <w:t>emisión, esto con la finalidad de controlar y asegurar siempre cuente con la versión del driver vigente más actualizada.</w:t>
-            </w:r>
-          </w:p>
-          <w:p>
-            <w:pPr>
-              <w:jc w:val="both"/>
-              <w:rPr>
-                <w:sz w:val="24"/>
-                <w:szCs w:val="24"/>
-              </w:rPr>
-            </w:pPr>
-          </w:p>
-          <w:p>
-            <w:pPr>
-              <w:jc w:val="both"/>
-              <w:rPr>
-                <w:b/>
-                <w:sz w:val="24"/>
-                <w:szCs w:val="24"/>
-              </w:rPr>
-            </w:pPr>
-            <w:r>
-              <w:rPr>
-                <w:b/>
-                <w:sz w:val="24"/>
-                <w:szCs w:val="24"/>
-              </w:rPr>
               <w:t>Valores de respuesta:</w:t>
             </w:r>
           </w:p>
@@ -3942,7 +4423,6 @@
               <w:rPr>
                 <w:szCs w:val="24"/>
               </w:rPr>
-              <w:lastRenderedPageBreak/>
               <w:t>109 = Monitor disponible, no completado, sin DTC, sin calificación.</w:t>
             </w:r>
           </w:p>
@@ -3981,7 +4461,6 @@
                 <w:sz w:val="24"/>
                 <w:szCs w:val="24"/>
               </w:rPr>
-              <w:lastRenderedPageBreak/>
               <w:t>OBD_CMB</w:t>
             </w:r>
           </w:p>
@@ -4024,6 +4503,7 @@
               <w:rPr>
                 <w:szCs w:val="24"/>
               </w:rPr>
+              <w:lastRenderedPageBreak/>
               <w:t>Salida en 3 dígitos: “1” “2” “3”</w:t>
             </w:r>
           </w:p>
@@ -4160,6 +4640,7 @@
                 <w:sz w:val="24"/>
                 <w:szCs w:val="24"/>
               </w:rPr>
+              <w:lastRenderedPageBreak/>
               <w:t>OBD_O2S</w:t>
             </w:r>
           </w:p>
@@ -4751,36 +5232,42 @@
               <w:rPr>
                 <w:szCs w:val="24"/>
               </w:rPr>
+              <w:t>Digito 1 = “1” Monitor disponible, “0” Monitor NO disponible.</w:t>
+            </w:r>
+          </w:p>
+          <w:p>
+            <w:pPr>
+              <w:jc w:val="both"/>
+              <w:rPr>
+                <w:szCs w:val="24"/>
+              </w:rPr>
+            </w:pPr>
+            <w:r>
+              <w:rPr>
+                <w:szCs w:val="24"/>
+              </w:rPr>
+              <w:t>Digito 2 = “1” Monitor completado, “0” Monitor NO completado.</w:t>
+            </w:r>
+          </w:p>
+          <w:p>
+            <w:pPr>
+              <w:jc w:val="both"/>
+              <w:rPr>
+                <w:szCs w:val="24"/>
+              </w:rPr>
+            </w:pPr>
+            <w:r>
+              <w:rPr>
+                <w:szCs w:val="24"/>
+              </w:rPr>
+              <w:t xml:space="preserve">Digito 3 = “0” Monitor sin DTC, “1” Monitor con DTC, “9” No completado, sin lectura </w:t>
+            </w:r>
+            <w:r>
+              <w:rPr>
+                <w:szCs w:val="24"/>
+              </w:rPr>
               <w:lastRenderedPageBreak/>
-              <w:t>Digito 1 = “1” Monitor disponible, “0” Monitor NO disponible.</w:t>
-            </w:r>
-          </w:p>
-          <w:p>
-            <w:pPr>
-              <w:jc w:val="both"/>
-              <w:rPr>
-                <w:szCs w:val="24"/>
-              </w:rPr>
-            </w:pPr>
-            <w:r>
-              <w:rPr>
-                <w:szCs w:val="24"/>
-              </w:rPr>
-              <w:t>Digito 2 = “1” Monitor completado, “0” Monitor NO completado.</w:t>
-            </w:r>
-          </w:p>
-          <w:p>
-            <w:pPr>
-              <w:jc w:val="both"/>
-              <w:rPr>
-                <w:szCs w:val="24"/>
-              </w:rPr>
-            </w:pPr>
-            <w:r>
-              <w:rPr>
-                <w:szCs w:val="24"/>
-              </w:rPr>
-              <w:t>Digito 3 = “0” Monitor sin DTC, “1” Monitor con DTC, “9” No completado, sin lectura de DTC.</w:t>
+              <w:t>de DTC.</w:t>
             </w:r>
           </w:p>
           <w:p>
@@ -5516,16 +6003,7 @@
           <w:sz w:val="24"/>
           <w:szCs w:val="24"/>
         </w:rPr>
-        <w:t xml:space="preserve">, que permite asegurar la integridad de </w:t>
-      </w:r>
-      <w:r>
-        <w:rPr>
-          <w:rFonts w:ascii="Calibri" w:hAnsi="Calibri" w:cs="Calibri"/>
-          <w:sz w:val="24"/>
-          <w:szCs w:val="24"/>
-        </w:rPr>
-        <w:lastRenderedPageBreak/>
-        <w:t xml:space="preserve">su contenido. El </w:t>
+        <w:t xml:space="preserve">, que permite asegurar la integridad de su contenido. El </w:t>
       </w:r>
       <w:proofErr w:type="spellStart"/>
       <w:r>
@@ -5567,7 +6045,16 @@
           <w:sz w:val="24"/>
           <w:szCs w:val="24"/>
         </w:rPr>
-        <w:t>, por lo que cada registro tiene un identificador único sin importar que los registros provengan del mismo vehículo en diferente estación de inspección.</w:t>
+        <w:t xml:space="preserve">, por lo que cada registro tiene un </w:t>
+      </w:r>
+      <w:r>
+        <w:rPr>
+          <w:rFonts w:ascii="Calibri" w:hAnsi="Calibri" w:cs="Calibri"/>
+          <w:sz w:val="24"/>
+          <w:szCs w:val="24"/>
+        </w:rPr>
+        <w:lastRenderedPageBreak/>
+        <w:t>identificador único sin importar que los registros provengan del mismo vehículo en diferente estación de inspección.</w:t>
       </w:r>
       <w:r>
         <w:rPr>
@@ -7187,6 +7674,119 @@
     </w:lvl>
   </w:abstractNum>
   <w:abstractNum w:abstractNumId="9">
+    <w:nsid w:val="18826D72"/>
+    <w:multiLevelType w:val="hybridMultilevel"/>
+    <w:tmpl w:val="FF946316"/>
+    <w:lvl w:ilvl="0" w:tplc="080A0001">
+      <w:start w:val="1"/>
+      <w:numFmt w:val="bullet"/>
+      <w:lvlText w:val=""/>
+      <w:lvlJc w:val="left"/>
+      <w:pPr>
+        <w:ind w:left="720" w:hanging="360"/>
+      </w:pPr>
+      <w:rPr>
+        <w:rFonts w:ascii="Symbol" w:hAnsi="Symbol" w:hint="default"/>
+      </w:rPr>
+    </w:lvl>
+    <w:lvl w:ilvl="1" w:tplc="080A0003" w:tentative="1">
+      <w:start w:val="1"/>
+      <w:numFmt w:val="bullet"/>
+      <w:lvlText w:val="o"/>
+      <w:lvlJc w:val="left"/>
+      <w:pPr>
+        <w:ind w:left="1440" w:hanging="360"/>
+      </w:pPr>
+      <w:rPr>
+        <w:rFonts w:ascii="Courier New" w:hAnsi="Courier New" w:cs="Courier New" w:hint="default"/>
+      </w:rPr>
+    </w:lvl>
+    <w:lvl w:ilvl="2" w:tplc="080A0005" w:tentative="1">
+      <w:start w:val="1"/>
+      <w:numFmt w:val="bullet"/>
+      <w:lvlText w:val=""/>
+      <w:lvlJc w:val="left"/>
+      <w:pPr>
+        <w:ind w:left="2160" w:hanging="360"/>
+      </w:pPr>
+      <w:rPr>
+        <w:rFonts w:ascii="Wingdings" w:hAnsi="Wingdings" w:hint="default"/>
+      </w:rPr>
+    </w:lvl>
+    <w:lvl w:ilvl="3" w:tplc="080A0001" w:tentative="1">
+      <w:start w:val="1"/>
+      <w:numFmt w:val="bullet"/>
+      <w:lvlText w:val=""/>
+      <w:lvlJc w:val="left"/>
+      <w:pPr>
+        <w:ind w:left="2880" w:hanging="360"/>
+      </w:pPr>
+      <w:rPr>
+        <w:rFonts w:ascii="Symbol" w:hAnsi="Symbol" w:hint="default"/>
+      </w:rPr>
+    </w:lvl>
+    <w:lvl w:ilvl="4" w:tplc="080A0003" w:tentative="1">
+      <w:start w:val="1"/>
+      <w:numFmt w:val="bullet"/>
+      <w:lvlText w:val="o"/>
+      <w:lvlJc w:val="left"/>
+      <w:pPr>
+        <w:ind w:left="3600" w:hanging="360"/>
+      </w:pPr>
+      <w:rPr>
+        <w:rFonts w:ascii="Courier New" w:hAnsi="Courier New" w:cs="Courier New" w:hint="default"/>
+      </w:rPr>
+    </w:lvl>
+    <w:lvl w:ilvl="5" w:tplc="080A0005" w:tentative="1">
+      <w:start w:val="1"/>
+      <w:numFmt w:val="bullet"/>
+      <w:lvlText w:val=""/>
+      <w:lvlJc w:val="left"/>
+      <w:pPr>
+        <w:ind w:left="4320" w:hanging="360"/>
+      </w:pPr>
+      <w:rPr>
+        <w:rFonts w:ascii="Wingdings" w:hAnsi="Wingdings" w:hint="default"/>
+      </w:rPr>
+    </w:lvl>
+    <w:lvl w:ilvl="6" w:tplc="080A0001" w:tentative="1">
+      <w:start w:val="1"/>
+      <w:numFmt w:val="bullet"/>
+      <w:lvlText w:val=""/>
+      <w:lvlJc w:val="left"/>
+      <w:pPr>
+        <w:ind w:left="5040" w:hanging="360"/>
+      </w:pPr>
+      <w:rPr>
+        <w:rFonts w:ascii="Symbol" w:hAnsi="Symbol" w:hint="default"/>
+      </w:rPr>
+    </w:lvl>
+    <w:lvl w:ilvl="7" w:tplc="080A0003" w:tentative="1">
+      <w:start w:val="1"/>
+      <w:numFmt w:val="bullet"/>
+      <w:lvlText w:val="o"/>
+      <w:lvlJc w:val="left"/>
+      <w:pPr>
+        <w:ind w:left="5760" w:hanging="360"/>
+      </w:pPr>
+      <w:rPr>
+        <w:rFonts w:ascii="Courier New" w:hAnsi="Courier New" w:cs="Courier New" w:hint="default"/>
+      </w:rPr>
+    </w:lvl>
+    <w:lvl w:ilvl="8" w:tplc="080A0005" w:tentative="1">
+      <w:start w:val="1"/>
+      <w:numFmt w:val="bullet"/>
+      <w:lvlText w:val=""/>
+      <w:lvlJc w:val="left"/>
+      <w:pPr>
+        <w:ind w:left="6480" w:hanging="360"/>
+      </w:pPr>
+      <w:rPr>
+        <w:rFonts w:ascii="Wingdings" w:hAnsi="Wingdings" w:hint="default"/>
+      </w:rPr>
+    </w:lvl>
+  </w:abstractNum>
+  <w:abstractNum w:abstractNumId="10">
     <w:nsid w:val="195A4F5F"/>
     <w:multiLevelType w:val="hybridMultilevel"/>
     <w:tmpl w:val="501EEBA8"/>
@@ -7275,7 +7875,7 @@
       </w:pPr>
     </w:lvl>
   </w:abstractNum>
-  <w:abstractNum w:abstractNumId="10">
+  <w:abstractNum w:abstractNumId="11">
     <w:nsid w:val="1A5A1ABC"/>
     <w:multiLevelType w:val="hybridMultilevel"/>
     <w:tmpl w:val="A6C2F3A0"/>
@@ -7388,7 +7988,7 @@
       </w:rPr>
     </w:lvl>
   </w:abstractNum>
-  <w:abstractNum w:abstractNumId="11">
+  <w:abstractNum w:abstractNumId="12">
     <w:nsid w:val="1CAB05F8"/>
     <w:multiLevelType w:val="multilevel"/>
     <w:tmpl w:val="4BCA035A"/>
@@ -7514,7 +8114,7 @@
       </w:rPr>
     </w:lvl>
   </w:abstractNum>
-  <w:abstractNum w:abstractNumId="12">
+  <w:abstractNum w:abstractNumId="13">
     <w:nsid w:val="1DCC59BA"/>
     <w:multiLevelType w:val="hybridMultilevel"/>
     <w:tmpl w:val="E7F64E38"/>
@@ -7627,7 +8227,7 @@
       </w:rPr>
     </w:lvl>
   </w:abstractNum>
-  <w:abstractNum w:abstractNumId="13">
+  <w:abstractNum w:abstractNumId="14">
     <w:nsid w:val="21660F6C"/>
     <w:multiLevelType w:val="multilevel"/>
     <w:tmpl w:val="A9A6C9C6"/>
@@ -7741,7 +8341,7 @@
       </w:rPr>
     </w:lvl>
   </w:abstractNum>
-  <w:abstractNum w:abstractNumId="14">
+  <w:abstractNum w:abstractNumId="15">
     <w:nsid w:val="289C2629"/>
     <w:multiLevelType w:val="hybridMultilevel"/>
     <w:tmpl w:val="641AD828"/>
@@ -7854,7 +8454,7 @@
       </w:rPr>
     </w:lvl>
   </w:abstractNum>
-  <w:abstractNum w:abstractNumId="15">
+  <w:abstractNum w:abstractNumId="16">
     <w:nsid w:val="327A309A"/>
     <w:multiLevelType w:val="hybridMultilevel"/>
     <w:tmpl w:val="7E5AABAC"/>
@@ -7967,7 +8567,7 @@
       </w:rPr>
     </w:lvl>
   </w:abstractNum>
-  <w:abstractNum w:abstractNumId="16">
+  <w:abstractNum w:abstractNumId="17">
     <w:nsid w:val="37D63CDA"/>
     <w:multiLevelType w:val="hybridMultilevel"/>
     <w:tmpl w:val="19846078"/>
@@ -8080,7 +8680,7 @@
       </w:rPr>
     </w:lvl>
   </w:abstractNum>
-  <w:abstractNum w:abstractNumId="17">
+  <w:abstractNum w:abstractNumId="18">
     <w:nsid w:val="4052455A"/>
     <w:multiLevelType w:val="singleLevel"/>
     <w:tmpl w:val="9C82D766"/>
@@ -8100,7 +8700,120 @@
       </w:rPr>
     </w:lvl>
   </w:abstractNum>
-  <w:abstractNum w:abstractNumId="18">
+  <w:abstractNum w:abstractNumId="19">
+    <w:nsid w:val="4416451F"/>
+    <w:multiLevelType w:val="hybridMultilevel"/>
+    <w:tmpl w:val="D414BC12"/>
+    <w:lvl w:ilvl="0" w:tplc="080A0001">
+      <w:start w:val="1"/>
+      <w:numFmt w:val="bullet"/>
+      <w:lvlText w:val=""/>
+      <w:lvlJc w:val="left"/>
+      <w:pPr>
+        <w:ind w:left="720" w:hanging="360"/>
+      </w:pPr>
+      <w:rPr>
+        <w:rFonts w:ascii="Symbol" w:hAnsi="Symbol" w:hint="default"/>
+      </w:rPr>
+    </w:lvl>
+    <w:lvl w:ilvl="1" w:tplc="080A0003" w:tentative="1">
+      <w:start w:val="1"/>
+      <w:numFmt w:val="bullet"/>
+      <w:lvlText w:val="o"/>
+      <w:lvlJc w:val="left"/>
+      <w:pPr>
+        <w:ind w:left="1440" w:hanging="360"/>
+      </w:pPr>
+      <w:rPr>
+        <w:rFonts w:ascii="Courier New" w:hAnsi="Courier New" w:cs="Courier New" w:hint="default"/>
+      </w:rPr>
+    </w:lvl>
+    <w:lvl w:ilvl="2" w:tplc="080A0005" w:tentative="1">
+      <w:start w:val="1"/>
+      <w:numFmt w:val="bullet"/>
+      <w:lvlText w:val=""/>
+      <w:lvlJc w:val="left"/>
+      <w:pPr>
+        <w:ind w:left="2160" w:hanging="360"/>
+      </w:pPr>
+      <w:rPr>
+        <w:rFonts w:ascii="Wingdings" w:hAnsi="Wingdings" w:hint="default"/>
+      </w:rPr>
+    </w:lvl>
+    <w:lvl w:ilvl="3" w:tplc="080A0001" w:tentative="1">
+      <w:start w:val="1"/>
+      <w:numFmt w:val="bullet"/>
+      <w:lvlText w:val=""/>
+      <w:lvlJc w:val="left"/>
+      <w:pPr>
+        <w:ind w:left="2880" w:hanging="360"/>
+      </w:pPr>
+      <w:rPr>
+        <w:rFonts w:ascii="Symbol" w:hAnsi="Symbol" w:hint="default"/>
+      </w:rPr>
+    </w:lvl>
+    <w:lvl w:ilvl="4" w:tplc="080A0003" w:tentative="1">
+      <w:start w:val="1"/>
+      <w:numFmt w:val="bullet"/>
+      <w:lvlText w:val="o"/>
+      <w:lvlJc w:val="left"/>
+      <w:pPr>
+        <w:ind w:left="3600" w:hanging="360"/>
+      </w:pPr>
+      <w:rPr>
+        <w:rFonts w:ascii="Courier New" w:hAnsi="Courier New" w:cs="Courier New" w:hint="default"/>
+      </w:rPr>
+    </w:lvl>
+    <w:lvl w:ilvl="5" w:tplc="080A0005" w:tentative="1">
+      <w:start w:val="1"/>
+      <w:numFmt w:val="bullet"/>
+      <w:lvlText w:val=""/>
+      <w:lvlJc w:val="left"/>
+      <w:pPr>
+        <w:ind w:left="4320" w:hanging="360"/>
+      </w:pPr>
+      <w:rPr>
+        <w:rFonts w:ascii="Wingdings" w:hAnsi="Wingdings" w:hint="default"/>
+      </w:rPr>
+    </w:lvl>
+    <w:lvl w:ilvl="6" w:tplc="080A0001" w:tentative="1">
+      <w:start w:val="1"/>
+      <w:numFmt w:val="bullet"/>
+      <w:lvlText w:val=""/>
+      <w:lvlJc w:val="left"/>
+      <w:pPr>
+        <w:ind w:left="5040" w:hanging="360"/>
+      </w:pPr>
+      <w:rPr>
+        <w:rFonts w:ascii="Symbol" w:hAnsi="Symbol" w:hint="default"/>
+      </w:rPr>
+    </w:lvl>
+    <w:lvl w:ilvl="7" w:tplc="080A0003" w:tentative="1">
+      <w:start w:val="1"/>
+      <w:numFmt w:val="bullet"/>
+      <w:lvlText w:val="o"/>
+      <w:lvlJc w:val="left"/>
+      <w:pPr>
+        <w:ind w:left="5760" w:hanging="360"/>
+      </w:pPr>
+      <w:rPr>
+        <w:rFonts w:ascii="Courier New" w:hAnsi="Courier New" w:cs="Courier New" w:hint="default"/>
+      </w:rPr>
+    </w:lvl>
+    <w:lvl w:ilvl="8" w:tplc="080A0005" w:tentative="1">
+      <w:start w:val="1"/>
+      <w:numFmt w:val="bullet"/>
+      <w:lvlText w:val=""/>
+      <w:lvlJc w:val="left"/>
+      <w:pPr>
+        <w:ind w:left="6480" w:hanging="360"/>
+      </w:pPr>
+      <w:rPr>
+        <w:rFonts w:ascii="Wingdings" w:hAnsi="Wingdings" w:hint="default"/>
+      </w:rPr>
+    </w:lvl>
+  </w:abstractNum>
+  <w:abstractNum w:abstractNumId="20">
     <w:nsid w:val="46486C12"/>
     <w:multiLevelType w:val="hybridMultilevel"/>
     <w:tmpl w:val="64187D12"/>
@@ -8189,7 +8902,7 @@
       </w:pPr>
     </w:lvl>
   </w:abstractNum>
-  <w:abstractNum w:abstractNumId="19">
+  <w:abstractNum w:abstractNumId="21">
     <w:nsid w:val="4790322A"/>
     <w:multiLevelType w:val="hybridMultilevel"/>
     <w:tmpl w:val="4CB06DC0"/>
@@ -8302,7 +9015,7 @@
       </w:rPr>
     </w:lvl>
   </w:abstractNum>
-  <w:abstractNum w:abstractNumId="20">
+  <w:abstractNum w:abstractNumId="22">
     <w:nsid w:val="4E055363"/>
     <w:multiLevelType w:val="hybridMultilevel"/>
     <w:tmpl w:val="25662F64"/>
@@ -8415,7 +9128,7 @@
       </w:rPr>
     </w:lvl>
   </w:abstractNum>
-  <w:abstractNum w:abstractNumId="21">
+  <w:abstractNum w:abstractNumId="23">
     <w:nsid w:val="52484A71"/>
     <w:multiLevelType w:val="hybridMultilevel"/>
     <w:tmpl w:val="188AC498"/>
@@ -8504,7 +9217,7 @@
       </w:pPr>
     </w:lvl>
   </w:abstractNum>
-  <w:abstractNum w:abstractNumId="22">
+  <w:abstractNum w:abstractNumId="24">
     <w:nsid w:val="61BB1171"/>
     <w:multiLevelType w:val="hybridMultilevel"/>
     <w:tmpl w:val="91C00138"/>
@@ -8617,7 +9330,7 @@
       </w:rPr>
     </w:lvl>
   </w:abstractNum>
-  <w:abstractNum w:abstractNumId="23">
+  <w:abstractNum w:abstractNumId="25">
     <w:nsid w:val="621B775E"/>
     <w:multiLevelType w:val="multilevel"/>
     <w:tmpl w:val="C284C004"/>
@@ -8739,7 +9452,7 @@
       </w:rPr>
     </w:lvl>
   </w:abstractNum>
-  <w:abstractNum w:abstractNumId="24">
+  <w:abstractNum w:abstractNumId="26">
     <w:nsid w:val="63352628"/>
     <w:multiLevelType w:val="hybridMultilevel"/>
     <w:tmpl w:val="EA72C3F4"/>
@@ -8828,7 +9541,7 @@
       </w:pPr>
     </w:lvl>
   </w:abstractNum>
-  <w:abstractNum w:abstractNumId="25">
+  <w:abstractNum w:abstractNumId="27">
     <w:nsid w:val="6AF207E0"/>
     <w:multiLevelType w:val="hybridMultilevel"/>
     <w:tmpl w:val="7F183D3C"/>
@@ -8941,7 +9654,7 @@
       </w:rPr>
     </w:lvl>
   </w:abstractNum>
-  <w:abstractNum w:abstractNumId="26">
+  <w:abstractNum w:abstractNumId="28">
     <w:nsid w:val="6B3524A9"/>
     <w:multiLevelType w:val="hybridMultilevel"/>
     <w:tmpl w:val="26248BBE"/>
@@ -9054,7 +9767,7 @@
       </w:rPr>
     </w:lvl>
   </w:abstractNum>
-  <w:abstractNum w:abstractNumId="27">
+  <w:abstractNum w:abstractNumId="29">
     <w:nsid w:val="6C9B418C"/>
     <w:multiLevelType w:val="multilevel"/>
     <w:tmpl w:val="3A9C015C"/>
@@ -9168,7 +9881,7 @@
       </w:rPr>
     </w:lvl>
   </w:abstractNum>
-  <w:abstractNum w:abstractNumId="28">
+  <w:abstractNum w:abstractNumId="30">
     <w:nsid w:val="6F254021"/>
     <w:multiLevelType w:val="multilevel"/>
     <w:tmpl w:val="FFD63982"/>
@@ -9282,7 +9995,7 @@
       </w:rPr>
     </w:lvl>
   </w:abstractNum>
-  <w:abstractNum w:abstractNumId="29">
+  <w:abstractNum w:abstractNumId="31">
     <w:nsid w:val="7109351B"/>
     <w:multiLevelType w:val="hybridMultilevel"/>
     <w:tmpl w:val="C6C4D1D6"/>
@@ -9395,7 +10108,7 @@
       </w:rPr>
     </w:lvl>
   </w:abstractNum>
-  <w:abstractNum w:abstractNumId="30">
+  <w:abstractNum w:abstractNumId="32">
     <w:nsid w:val="73875043"/>
     <w:multiLevelType w:val="hybridMultilevel"/>
     <w:tmpl w:val="003A0D48"/>
@@ -9508,7 +10221,7 @@
       </w:rPr>
     </w:lvl>
   </w:abstractNum>
-  <w:abstractNum w:abstractNumId="31">
+  <w:abstractNum w:abstractNumId="33">
     <w:nsid w:val="76335687"/>
     <w:multiLevelType w:val="hybridMultilevel"/>
     <w:tmpl w:val="9BD6F4E0"/>
@@ -9621,7 +10334,7 @@
       </w:rPr>
     </w:lvl>
   </w:abstractNum>
-  <w:abstractNum w:abstractNumId="32">
+  <w:abstractNum w:abstractNumId="34">
     <w:nsid w:val="773F7E4C"/>
     <w:multiLevelType w:val="hybridMultilevel"/>
     <w:tmpl w:val="F620D19C"/>
@@ -9734,7 +10447,7 @@
       </w:rPr>
     </w:lvl>
   </w:abstractNum>
-  <w:abstractNum w:abstractNumId="33">
+  <w:abstractNum w:abstractNumId="35">
     <w:nsid w:val="77A4325B"/>
     <w:multiLevelType w:val="singleLevel"/>
     <w:tmpl w:val="14F6A31A"/>
@@ -9754,7 +10467,7 @@
       </w:rPr>
     </w:lvl>
   </w:abstractNum>
-  <w:abstractNum w:abstractNumId="34">
+  <w:abstractNum w:abstractNumId="36">
     <w:nsid w:val="789837B2"/>
     <w:multiLevelType w:val="hybridMultilevel"/>
     <w:tmpl w:val="DD86F908"/>
@@ -9867,7 +10580,7 @@
       </w:rPr>
     </w:lvl>
   </w:abstractNum>
-  <w:abstractNum w:abstractNumId="35">
+  <w:abstractNum w:abstractNumId="37">
     <w:nsid w:val="7ABE23EB"/>
     <w:multiLevelType w:val="hybridMultilevel"/>
     <w:tmpl w:val="29B8FBD6"/>
@@ -9980,7 +10693,7 @@
       </w:rPr>
     </w:lvl>
   </w:abstractNum>
-  <w:abstractNum w:abstractNumId="36">
+  <w:abstractNum w:abstractNumId="38">
     <w:nsid w:val="7BF37E2E"/>
     <w:multiLevelType w:val="hybridMultilevel"/>
     <w:tmpl w:val="0B46CE84"/>
@@ -10100,109 +10813,115 @@
     <w:abstractNumId w:val="8"/>
   </w:num>
   <w:num w:numId="3">
-    <w:abstractNumId w:val="12"/>
+    <w:abstractNumId w:val="13"/>
   </w:num>
   <w:num w:numId="4">
     <w:abstractNumId w:val="7"/>
   </w:num>
   <w:num w:numId="5">
-    <w:abstractNumId w:val="22"/>
+    <w:abstractNumId w:val="24"/>
   </w:num>
   <w:num w:numId="6">
-    <w:abstractNumId w:val="36"/>
+    <w:abstractNumId w:val="38"/>
   </w:num>
   <w:num w:numId="7">
-    <w:abstractNumId w:val="26"/>
+    <w:abstractNumId w:val="28"/>
   </w:num>
   <w:num w:numId="8">
-    <w:abstractNumId w:val="16"/>
+    <w:abstractNumId w:val="17"/>
   </w:num>
   <w:num w:numId="9">
     <w:abstractNumId w:val="3"/>
   </w:num>
   <w:num w:numId="10">
-    <w:abstractNumId w:val="9"/>
+    <w:abstractNumId w:val="10"/>
   </w:num>
   <w:num w:numId="11">
-    <w:abstractNumId w:val="29"/>
+    <w:abstractNumId w:val="31"/>
   </w:num>
   <w:num w:numId="12">
-    <w:abstractNumId w:val="30"/>
+    <w:abstractNumId w:val="32"/>
   </w:num>
   <w:num w:numId="13">
-    <w:abstractNumId w:val="32"/>
+    <w:abstractNumId w:val="34"/>
   </w:num>
   <w:num w:numId="14">
-    <w:abstractNumId w:val="18"/>
+    <w:abstractNumId w:val="20"/>
   </w:num>
   <w:num w:numId="15">
+    <w:abstractNumId w:val="23"/>
+  </w:num>
+  <w:num w:numId="16">
+    <w:abstractNumId w:val="26"/>
+  </w:num>
+  <w:num w:numId="17">
     <w:abstractNumId w:val="21"/>
   </w:num>
-  <w:num w:numId="16">
-    <w:abstractNumId w:val="24"/>
-  </w:num>
-  <w:num w:numId="17">
-    <w:abstractNumId w:val="19"/>
-  </w:num>
   <w:num w:numId="18">
-    <w:abstractNumId w:val="20"/>
+    <w:abstractNumId w:val="22"/>
   </w:num>
   <w:num w:numId="19">
-    <w:abstractNumId w:val="11"/>
+    <w:abstractNumId w:val="12"/>
   </w:num>
   <w:num w:numId="20">
-    <w:abstractNumId w:val="23"/>
+    <w:abstractNumId w:val="25"/>
   </w:num>
   <w:num w:numId="21">
-    <w:abstractNumId w:val="13"/>
+    <w:abstractNumId w:val="14"/>
   </w:num>
   <w:num w:numId="22">
     <w:abstractNumId w:val="6"/>
   </w:num>
   <w:num w:numId="23">
-    <w:abstractNumId w:val="15"/>
+    <w:abstractNumId w:val="16"/>
   </w:num>
   <w:num w:numId="24">
-    <w:abstractNumId w:val="10"/>
+    <w:abstractNumId w:val="11"/>
   </w:num>
   <w:num w:numId="25">
-    <w:abstractNumId w:val="27"/>
+    <w:abstractNumId w:val="29"/>
   </w:num>
   <w:num w:numId="26">
-    <w:abstractNumId w:val="28"/>
+    <w:abstractNumId w:val="30"/>
   </w:num>
   <w:num w:numId="27">
     <w:abstractNumId w:val="1"/>
   </w:num>
   <w:num w:numId="28">
-    <w:abstractNumId w:val="14"/>
+    <w:abstractNumId w:val="15"/>
   </w:num>
   <w:num w:numId="29">
     <w:abstractNumId w:val="5"/>
   </w:num>
   <w:num w:numId="30">
-    <w:abstractNumId w:val="31"/>
+    <w:abstractNumId w:val="33"/>
   </w:num>
   <w:num w:numId="31">
     <w:abstractNumId w:val="2"/>
   </w:num>
   <w:num w:numId="32">
-    <w:abstractNumId w:val="17"/>
+    <w:abstractNumId w:val="18"/>
   </w:num>
   <w:num w:numId="33">
-    <w:abstractNumId w:val="33"/>
+    <w:abstractNumId w:val="35"/>
   </w:num>
   <w:num w:numId="34">
-    <w:abstractNumId w:val="25"/>
+    <w:abstractNumId w:val="27"/>
   </w:num>
   <w:num w:numId="35">
-    <w:abstractNumId w:val="34"/>
+    <w:abstractNumId w:val="36"/>
   </w:num>
   <w:num w:numId="36">
-    <w:abstractNumId w:val="35"/>
+    <w:abstractNumId w:val="37"/>
   </w:num>
   <w:num w:numId="37">
     <w:abstractNumId w:val="4"/>
+  </w:num>
+  <w:num w:numId="38">
+    <w:abstractNumId w:val="9"/>
+  </w:num>
+  <w:num w:numId="39">
+    <w:abstractNumId w:val="19"/>
   </w:num>
 </w:numbering>
 </file>
@@ -10579,7 +11298,6 @@
       <w:lang w:val="es-MX" w:eastAsia="es-MX"/>
     </w:rPr>
     <w:tblPr>
-      <w:tblInd w:w="0" w:type="dxa"/>
       <w:tblBorders>
         <w:top w:val="single" w:sz="4" w:space="0" w:color="000000"/>
         <w:left w:val="single" w:sz="4" w:space="0" w:color="000000"/>
@@ -10588,12 +11306,6 @@
         <w:insideH w:val="single" w:sz="4" w:space="0" w:color="000000"/>
         <w:insideV w:val="single" w:sz="4" w:space="0" w:color="000000"/>
       </w:tblBorders>
-      <w:tblCellMar>
-        <w:top w:w="0" w:type="dxa"/>
-        <w:left w:w="108" w:type="dxa"/>
-        <w:bottom w:w="0" w:type="dxa"/>
-        <w:right w:w="108" w:type="dxa"/>
-      </w:tblCellMar>
     </w:tblPr>
   </w:style>
   <w:style w:type="paragraph" w:styleId="Sangradetextonormal">
@@ -10798,7 +11510,6 @@
       <w:lang w:val="es-MX" w:eastAsia="es-MX"/>
     </w:rPr>
     <w:tblPr>
-      <w:tblInd w:w="0" w:type="dxa"/>
       <w:tblBorders>
         <w:top w:val="single" w:sz="4" w:space="0" w:color="000000"/>
         <w:left w:val="single" w:sz="4" w:space="0" w:color="000000"/>
@@ -10807,12 +11518,6 @@
         <w:insideH w:val="single" w:sz="4" w:space="0" w:color="000000"/>
         <w:insideV w:val="single" w:sz="4" w:space="0" w:color="000000"/>
       </w:tblBorders>
-      <w:tblCellMar>
-        <w:top w:w="0" w:type="dxa"/>
-        <w:left w:w="108" w:type="dxa"/>
-        <w:bottom w:w="0" w:type="dxa"/>
-        <w:right w:w="108" w:type="dxa"/>
-      </w:tblCellMar>
     </w:tblPr>
   </w:style>
   <w:style w:type="character" w:customStyle="1" w:styleId="tlid-translation">
@@ -11222,7 +11927,6 @@
       <w:lang w:val="es-MX" w:eastAsia="es-MX"/>
     </w:rPr>
     <w:tblPr>
-      <w:tblInd w:w="0" w:type="dxa"/>
       <w:tblBorders>
         <w:top w:val="single" w:sz="4" w:space="0" w:color="000000"/>
         <w:left w:val="single" w:sz="4" w:space="0" w:color="000000"/>
@@ -11231,12 +11935,6 @@
         <w:insideH w:val="single" w:sz="4" w:space="0" w:color="000000"/>
         <w:insideV w:val="single" w:sz="4" w:space="0" w:color="000000"/>
       </w:tblBorders>
-      <w:tblCellMar>
-        <w:top w:w="0" w:type="dxa"/>
-        <w:left w:w="108" w:type="dxa"/>
-        <w:bottom w:w="0" w:type="dxa"/>
-        <w:right w:w="108" w:type="dxa"/>
-      </w:tblCellMar>
     </w:tblPr>
   </w:style>
   <w:style w:type="paragraph" w:styleId="Sangradetextonormal">
@@ -11441,7 +12139,6 @@
       <w:lang w:val="es-MX" w:eastAsia="es-MX"/>
     </w:rPr>
     <w:tblPr>
-      <w:tblInd w:w="0" w:type="dxa"/>
       <w:tblBorders>
         <w:top w:val="single" w:sz="4" w:space="0" w:color="000000"/>
         <w:left w:val="single" w:sz="4" w:space="0" w:color="000000"/>
@@ -11450,12 +12147,6 @@
         <w:insideH w:val="single" w:sz="4" w:space="0" w:color="000000"/>
         <w:insideV w:val="single" w:sz="4" w:space="0" w:color="000000"/>
       </w:tblBorders>
-      <w:tblCellMar>
-        <w:top w:w="0" w:type="dxa"/>
-        <w:left w:w="108" w:type="dxa"/>
-        <w:bottom w:w="0" w:type="dxa"/>
-        <w:right w:w="108" w:type="dxa"/>
-      </w:tblCellMar>
     </w:tblPr>
   </w:style>
   <w:style w:type="character" w:customStyle="1" w:styleId="tlid-translation">
@@ -11782,7 +12473,7 @@
   <a:extraClrSchemeLst/>
   <a:extLst>
     <a:ext uri="{05A4C25C-085E-4340-85A3-A5531E510DB2}">
-      <thm15:themeFamily xmlns:thm15="http://schemas.microsoft.com/office/thememl/2012/main" xmlns="" name="Office Theme" id="{62F939B6-93AF-4DB8-9C6B-D6C7DFDC589F}" vid="{4A3C46E8-61CC-4603-A589-7422A47A8E4A}"/>
+      <thm15:themeFamily xmlns="" xmlns:thm15="http://schemas.microsoft.com/office/thememl/2012/main" name="Office Theme" id="{62F939B6-93AF-4DB8-9C6B-D6C7DFDC589F}" vid="{4A3C46E8-61CC-4603-A589-7422A47A8E4A}"/>
     </a:ext>
   </a:extLst>
 </a:theme>
@@ -11793,7 +12484,7 @@
 </file>
 
 <file path=customXml/itemProps1.xml><?xml version="1.0" encoding="utf-8"?>
-<ds:datastoreItem xmlns:ds="http://schemas.openxmlformats.org/officeDocument/2006/customXml" ds:itemID="{BF7EF6D2-702D-48E6-8573-8581BA6693CC}">
+<ds:datastoreItem xmlns:ds="http://schemas.openxmlformats.org/officeDocument/2006/customXml" ds:itemID="{38DFDB1A-1021-497D-9D0D-233FFD106566}">
   <ds:schemaRefs>
     <ds:schemaRef ds:uri="http://schemas.openxmlformats.org/officeDocument/2006/bibliography"/>
   </ds:schemaRefs>
